--- a/thirdparty.docx
+++ b/thirdparty.docx
@@ -15,7 +15,7 @@
         <w:pStyle w:val="Date"/>
       </w:pPr>
       <w:r>
-        <w:t xml:space="preserve">2026-03-18</w:t>
+        <w:t xml:space="preserve">2026-03-19</w:t>
       </w:r>
     </w:p>
     <w:p>

--- a/thirdparty.docx
+++ b/thirdparty.docx
@@ -15,7 +15,7 @@
         <w:pStyle w:val="Date"/>
       </w:pPr>
       <w:r>
-        <w:t xml:space="preserve">2026-03-19</w:t>
+        <w:t xml:space="preserve">2026-04-01</w:t>
       </w:r>
     </w:p>
     <w:p>

--- a/thirdparty.docx
+++ b/thirdparty.docx
@@ -15,7 +15,7 @@
         <w:pStyle w:val="Date"/>
       </w:pPr>
       <w:r>
-        <w:t xml:space="preserve">2026-04-01</w:t>
+        <w:t xml:space="preserve">2026-04-16</w:t>
       </w:r>
     </w:p>
     <w:p>
